--- a/산출물/아키텍처_문서.docx
+++ b/산출물/아키텍처_문서.docx
@@ -12,17 +12,17 @@
     </w:p>
     <w:p>
       <w:r>
-        <w:t>버전: Draft v0.2 | 작성일: 2026-04-22 | 작성자: Designer Agent</w:t>
+        <w:t>버전: v1.0 (최종) | 작성일: 2026-04-22 | 최종 수정일: 2026-04-27 | 작성자: Designer Agent</w:t>
       </w:r>
     </w:p>
     <w:p>
       <w:r>
-        <w:t>상태: PM 검수 전 Draft</w:t>
+        <w:t>상태: PM 검수 완료 / 배포 완료</w:t>
       </w:r>
     </w:p>
     <w:p>
       <w:r>
-        <w:t>변경 이력: v0.1 → v0.2 — UI 형태를 D-2(대시보드 + FAB) 구조로 변경</w:t>
+        <w:t>변경 이력: v0.1 → v0.2 — D-2 구조 변경 / v0.2 → v1.0 — LLM Haiku 전환, 후보 3개, 말투 변경, 교환/환불 정책, 상품별 그루핑, Render 배포, QA 71건 수정</w:t>
       </w:r>
     </w:p>
     <w:p/>
@@ -86,9 +86,7 @@
       <w:r>
         <w:t>선택 이유:</w:t>
         <w:br/>
-        <w:t>• Claude Haiku: 감성 분류 작업에 사용 — 빠른 응답 속도, 저비용</w:t>
-        <w:br/>
-        <w:t>• Claude Sonnet: 대댓글 생성에 사용 — 높은 한국어 품질, 톤 일관성</w:t>
+        <w:t>• Claude Haiku 4.5: 감성 분류 + 대댓글 생성 모두에 사용 — 빠른 응답 속도(5초 이내), 저비용, 충분한 한국어 품질</w:t>
         <w:br/>
         <w:t>• 시스템 프롬프트 지원으로 브랜드 톤 가이드 자연스럽게 주입 가능</w:t>
       </w:r>
@@ -117,16 +115,16 @@
         <w:pStyle w:val="Heading2"/>
       </w:pPr>
       <w:r>
-        <w:t>1.5 배포: Vercel (프론트엔드) + Railway/Render (백엔드)</w:t>
+        <w:t>1.5 배포: Render (프론트엔드 + 백엔드)</w:t>
       </w:r>
     </w:p>
     <w:p>
       <w:r>
         <w:t>선택 이유:</w:t>
         <w:br/>
-        <w:t>• Vercel: Next.js 공식 호스팅, 무료 티어로 데모 운영 가능</w:t>
+        <w:t>• Render: 프론트엔드(smb-web.onrender.com)와 백엔드(sub-api-qq2o.onrender.com) 모두 Render에 배포</w:t>
         <w:br/>
-        <w:t>• Railway/Render: FastAPI 배포에 적합, 무료/저가 티어 제공</w:t>
+        <w:t>• 무료 티어 사용 (콜드스타트 시 30~60초 소요 가능)</w:t>
         <w:br/>
         <w:t>• 데모 수준에서 복잡한 인프라(Docker, K8s) 불필요</w:t>
       </w:r>
@@ -300,7 +298,7 @@
               <w:rPr>
                 <w:sz w:val="18"/>
               </w:rPr>
-              <w:t>Claude Haiku + Sonnet</w:t>
+              <w:t>Claude Haiku 4.5</w:t>
             </w:r>
           </w:p>
         </w:tc>
@@ -313,7 +311,7 @@
               <w:rPr>
                 <w:sz w:val="18"/>
               </w:rPr>
-              <w:t>감성분류(Haiku), 생성(Sonnet)</w:t>
+              <w:t>감성분류 + 대댓글 생성 모두 Haiku 4.5</w:t>
             </w:r>
           </w:p>
         </w:tc>
@@ -382,7 +380,7 @@
               <w:rPr>
                 <w:sz w:val="18"/>
               </w:rPr>
-              <w:t>Vercel + Railway/Render</w:t>
+              <w:t>Render (프론트+백엔드)</w:t>
             </w:r>
           </w:p>
         </w:tc>
@@ -395,7 +393,7 @@
               <w:rPr>
                 <w:sz w:val="18"/>
               </w:rPr>
-              <w:t>무료 티어, 간소한 배포</w:t>
+              <w:t>무료 티어, 단일 플랫폼 배포</w:t>
             </w:r>
           </w:p>
         </w:tc>
@@ -489,7 +487,7 @@
     </w:p>
     <w:p>
       <w:r>
-        <w:t>프롬프트 엔진: 톤 프로필(시스템 프롬프트) + 감성 라벨 + 리뷰 원문을 조합하여 최종 프롬프트를 구성하고 Claude Sonnet을 호출.</w:t>
+        <w:t>프롬프트 엔진: 톤 프로필(시스템 프롬프트) + 감성 라벨 + 리뷰 원문을 조합하여 최종 프롬프트를 구성하고 Claude Haiku 4.5를 호출. 말투 변경(tone_override) 시 추가 톤 지시를 프롬프트에 주입.</w:t>
       </w:r>
     </w:p>
     <w:p/>
@@ -852,6 +850,38 @@
           </w:p>
         </w:tc>
       </w:tr>
+      <w:tr>
+        <w:tc>
+          <w:tcPr>
+            <w:tcW w:type="dxa" w:w="2880"/>
+          </w:tcPr>
+          <w:p>
+            <w:r>
+              <w:t>GET /api/reviews/unreplied</w:t>
+            </w:r>
+          </w:p>
+        </w:tc>
+        <w:tc>
+          <w:tcPr>
+            <w:tcW w:type="dxa" w:w="2880"/>
+          </w:tcPr>
+          <w:p>
+            <w:r>
+              <w:t>대댓글 미작성 리뷰 조회</w:t>
+            </w:r>
+          </w:p>
+        </w:tc>
+        <w:tc>
+          <w:tcPr>
+            <w:tcW w:type="dxa" w:w="2880"/>
+          </w:tcPr>
+          <w:p>
+            <w:r>
+              <w:t>{ reviews: [{ id, product_id, author, rating, content, sentiment }] }</w:t>
+            </w:r>
+          </w:p>
+        </w:tc>
+      </w:tr>
     </w:tbl>
     <w:p/>
     <w:p>
@@ -1038,7 +1068,7 @@
               <w:rPr>
                 <w:sz w:val="18"/>
               </w:rPr>
-              <w:t>요청: { review_text, rating?, product_name? }</w:t>
+              <w:t>요청: { review_text, rating?, product_name?, source?, tone_override? }</w:t>
               <w:br/>
               <w:t>응답: { reply_id, draft_reply, sentiment, confidence }</w:t>
             </w:r>
@@ -1291,6 +1321,38 @@
                 <w:sz w:val="18"/>
               </w:rPr>
               <w:t>{ history: [{ id, review_summary, reply_text, status, created_at }] }</w:t>
+            </w:r>
+          </w:p>
+        </w:tc>
+      </w:tr>
+      <w:tr>
+        <w:tc>
+          <w:tcPr>
+            <w:tcW w:type="dxa" w:w="2880"/>
+          </w:tcPr>
+          <w:p>
+            <w:r>
+              <w:t>POST /api/agent/replies/{id}/unpublish</w:t>
+            </w:r>
+          </w:p>
+        </w:tc>
+        <w:tc>
+          <w:tcPr>
+            <w:tcW w:type="dxa" w:w="2880"/>
+          </w:tcPr>
+          <w:p>
+            <w:r>
+              <w:t>게시 취소 (published → draft)</w:t>
+            </w:r>
+          </w:p>
+        </w:tc>
+        <w:tc>
+          <w:tcPr>
+            <w:tcW w:type="dxa" w:w="2880"/>
+          </w:tcPr>
+          <w:p>
+            <w:r>
+              <w:t>응답: { id, content, status: "draft" }</w:t>
             </w:r>
           </w:p>
         </w:tc>
@@ -2050,6 +2112,102 @@
           </w:p>
         </w:tc>
       </w:tr>
+      <w:tr>
+        <w:tc>
+          <w:tcPr>
+            <w:tcW w:type="dxa" w:w="2880"/>
+          </w:tcPr>
+          <w:p>
+            <w:r>
+              <w:t>sentiment</w:t>
+            </w:r>
+          </w:p>
+        </w:tc>
+        <w:tc>
+          <w:tcPr>
+            <w:tcW w:type="dxa" w:w="2880"/>
+          </w:tcPr>
+          <w:p>
+            <w:r>
+              <w:t>TEXT</w:t>
+            </w:r>
+          </w:p>
+        </w:tc>
+        <w:tc>
+          <w:tcPr>
+            <w:tcW w:type="dxa" w:w="2880"/>
+          </w:tcPr>
+          <w:p>
+            <w:r>
+              <w:t>감성 분류 (positive/negative/inquiry/other)</w:t>
+            </w:r>
+          </w:p>
+        </w:tc>
+      </w:tr>
+      <w:tr>
+        <w:tc>
+          <w:tcPr>
+            <w:tcW w:type="dxa" w:w="2880"/>
+          </w:tcPr>
+          <w:p>
+            <w:r>
+              <w:t>sentiment_score</w:t>
+            </w:r>
+          </w:p>
+        </w:tc>
+        <w:tc>
+          <w:tcPr>
+            <w:tcW w:type="dxa" w:w="2880"/>
+          </w:tcPr>
+          <w:p>
+            <w:r>
+              <w:t>REAL</w:t>
+            </w:r>
+          </w:p>
+        </w:tc>
+        <w:tc>
+          <w:tcPr>
+            <w:tcW w:type="dxa" w:w="2880"/>
+          </w:tcPr>
+          <w:p>
+            <w:r>
+              <w:t>감성 점수</w:t>
+            </w:r>
+          </w:p>
+        </w:tc>
+      </w:tr>
+      <w:tr>
+        <w:tc>
+          <w:tcPr>
+            <w:tcW w:type="dxa" w:w="2880"/>
+          </w:tcPr>
+          <w:p>
+            <w:r>
+              <w:t>review_type</w:t>
+            </w:r>
+          </w:p>
+        </w:tc>
+        <w:tc>
+          <w:tcPr>
+            <w:tcW w:type="dxa" w:w="2880"/>
+          </w:tcPr>
+          <w:p>
+            <w:r>
+              <w:t>TEXT</w:t>
+            </w:r>
+          </w:p>
+        </w:tc>
+        <w:tc>
+          <w:tcPr>
+            <w:tcW w:type="dxa" w:w="2880"/>
+          </w:tcPr>
+          <w:p>
+            <w:r>
+              <w:t>리뷰 유형</w:t>
+            </w:r>
+          </w:p>
+        </w:tc>
+      </w:tr>
     </w:tbl>
     <w:p/>
     <w:p>
@@ -2522,6 +2680,38 @@
                 <w:sz w:val="18"/>
               </w:rPr>
               <w:t>게시일 (nullable)</w:t>
+            </w:r>
+          </w:p>
+        </w:tc>
+      </w:tr>
+      <w:tr>
+        <w:tc>
+          <w:tcPr>
+            <w:tcW w:type="dxa" w:w="2880"/>
+          </w:tcPr>
+          <w:p>
+            <w:r>
+              <w:t>source</w:t>
+            </w:r>
+          </w:p>
+        </w:tc>
+        <w:tc>
+          <w:tcPr>
+            <w:tcW w:type="dxa" w:w="2880"/>
+          </w:tcPr>
+          <w:p>
+            <w:r>
+              <w:t>TEXT</w:t>
+            </w:r>
+          </w:p>
+        </w:tc>
+        <w:tc>
+          <w:tcPr>
+            <w:tcW w:type="dxa" w:w="2880"/>
+          </w:tcPr>
+          <w:p>
+            <w:r>
+              <w:t>생성 경로 (single / batch / fab)</w:t>
             </w:r>
           </w:p>
         </w:tc>
@@ -3220,7 +3410,7 @@
     </w:p>
     <w:p>
       <w:r>
-        <w:t>① 리뷰 입력: 운영자가 에이전트 대시보드에서 리뷰 텍스트를 입력합니다. 단건 입력(텍스트 붙여넣기) 또는 일괄 입력(CSV 업로드, 줄바꿈 구분)을 지원합니다. 선택적으로 별점, 상품명을 함께 입력할 수 있습니다. FAB 미니패널에서는 현재 보고 있는 리뷰를 선택하여 단건 입력합니다.</w:t>
+        <w:t>① 리뷰 입력: 운영자가 에이전트 대시보드에서 리뷰 텍스트를 입력합니다. 상품별 리뷰 그루핑에서 체크박스로 선택하거나, 리뷰 클릭 시 자동 생성됩니다. 일괄 선택 후 일괄 생성도 지원합니다. 선택적으로 별점, 상품명을 함께 입력할 수 있습니다. FAB 미니패널에서는 현재 보고 있는 리뷰를 선택하여 단건 입력합니다.</w:t>
       </w:r>
     </w:p>
     <w:p>
@@ -3244,21 +3434,23 @@
         <w:t xml:space="preserve">  - 문의: 답변 + 안내</w:t>
         <w:br/>
         <w:t xml:space="preserve">  - 기타: 일반적 감사</w:t>
+        <w:br/>
+        <w:t>[필수 정책] 교환/환불/반품 등 구체적 보상을 직접 언급하지 않고, 고객센터로 유도합니다.</w:t>
       </w:r>
     </w:p>
     <w:p>
       <w:r>
-        <w:t>⑤ LLM 호출: Claude Sonnet API를 호출하여 대댓글을 생성합니다. 시스템 프롬프트에 톤 가이드가 주입되고, 유저 메시지에 리뷰 원문과 감성 라벨이 포함됩니다.</w:t>
+        <w:t>⑤ LLM 호출: Claude Haiku 4.5 API를 호출하여 대댓글 후보 3개를 생성합니다. 시스템 프롬프트에 톤 가이드가 주입되고, 유저 메시지에 리뷰 원문과 감성 라벨이 포함됩니다.</w:t>
       </w:r>
     </w:p>
     <w:p>
       <w:r>
-        <w:t>⑥ 대댓글 초안 생성: LLM 응답을 파싱하여 대댓글 초안을 생성합니다. 초안은 draft 상태로 DB에 저장됩니다.</w:t>
+        <w:t>⑥ 대댓글 초안 생성: LLM 응답을 파싱하여 대댓글 후보 3개를 생성합니다. 첫 번째 후보가 draft 상태로 DB에 저장됩니다.</w:t>
       </w:r>
     </w:p>
     <w:p>
       <w:r>
-        <w:t>⑦ 운영자 수정: 운영자가 인라인 편집으로 초안을 수정합니다. 불만족 시 "재생성" 버튼으로 ⑤단계부터 반복할 수 있습니다. FAB 미니패널에서도 동일하게 수정이 가능합니다.</w:t>
+        <w:t>⑦ 운영자 수정: 운영자가 인라인 편집으로 초안을 수정합니다. 불만족 시 "말투 변경" 드롭다운(친근한/전문적인/감성적인)으로 ⑤단계부터 반복할 수 있습니다. FAB 미니패널에서도 동일하게 수정이 가능합니다.</w:t>
       </w:r>
     </w:p>
     <w:p>
@@ -3289,7 +3481,7 @@
         <w:t>브랜드 톤 가이드는 다음 두 시점에서 활용됩니다:</w:t>
         <w:br/>
         <w:br/>
-        <w:t>1) 톤 프로필 생성 시: 운영자가 입력한 브랜드명, 키워드, 샘플 대댓글을 기반으로 시스템 프롬프트를 생성합니다. 이때 Claude Sonnet을 호출하여 테스트 리뷰에 대한 미리보기 대댓글을 생성합니다.</w:t>
+        <w:t>1) 톤 프로필 생성 시: 운영자가 입력한 브랜드명, 키워드, 샘플 대댓글을 기반으로 시스템 프롬프트를 생성합니다. 이때 Claude Haiku 4.5를 호출하여 테스트 리뷰에 대한 미리보기 대댓글을 생성합니다.</w:t>
         <w:br/>
         <w:br/>
         <w:t>2) 대댓글 생성 시: 저장된 시스템 프롬프트가 Claude API 호출의 system 파라미터로 주입됩니다. FAB 미니패널과 대시보드 모두 동일한 톤 프로필을 사용합니다.</w:t>
@@ -3468,7 +3660,7 @@
               <w:rPr>
                 <w:sz w:val="18"/>
               </w:rPr>
-              <w:t>Claude Sonnet (대댓글 생성)</w:t>
+              <w:t>Claude Haiku 4.5 (대댓글 생성)</w:t>
             </w:r>
           </w:p>
         </w:tc>
@@ -3481,9 +3673,9 @@
               <w:rPr>
                 <w:sz w:val="18"/>
               </w:rPr>
-              <w:t>$3 / 1M 입력 토큰</w:t>
+              <w:t>$1 / 1M 입력 토큰</w:t>
               <w:br/>
-              <w:t>$15 / 1M 출력 토큰</w:t>
+              <w:t>$5 / 1M 출력 토큰</w:t>
             </w:r>
           </w:p>
         </w:tc>
@@ -3509,7 +3701,7 @@
               <w:rPr>
                 <w:sz w:val="18"/>
               </w:rPr>
-              <w:t>~$0.0045</w:t>
+              <w:t>~$0.0015</w:t>
             </w:r>
           </w:p>
         </w:tc>
@@ -3524,7 +3716,7 @@
               <w:rPr>
                 <w:sz w:val="18"/>
               </w:rPr>
-              <w:t>Claude Sonnet (톤 프로필 생성)</w:t>
+              <w:t>Claude Haiku 4.5 (톤 프로필 생성)</w:t>
             </w:r>
           </w:p>
         </w:tc>
@@ -3537,9 +3729,9 @@
               <w:rPr>
                 <w:sz w:val="18"/>
               </w:rPr>
-              <w:t>$3 / 1M 입력 토큰</w:t>
+              <w:t>$1 / 1M 입력 토큰</w:t>
               <w:br/>
-              <w:t>$15 / 1M 출력 토큰</w:t>
+              <w:t>$5 / 1M 출력 토큰</w:t>
             </w:r>
           </w:p>
         </w:tc>
@@ -3565,7 +3757,7 @@
               <w:rPr>
                 <w:sz w:val="18"/>
               </w:rPr>
-              <w:t>~$0.0084</w:t>
+              <w:t>~$0.003</w:t>
             </w:r>
           </w:p>
         </w:tc>
@@ -3575,9 +3767,9 @@
       <w:r>
         <w:t>* 건당 비용 = (입력 토큰 x 입력 단가) + (출력 토큰 x 출력 단가)</w:t>
         <w:br/>
-        <w:t>* 리뷰 1건당 총 LLM 비용 = 감성 분류($0.0001) + 대댓글 생성($0.0045) = 약 $0.0046</w:t>
+        <w:t>* 리뷰 1건당 총 LLM 비용 = 감성 분류($0.0001) + 대댓글 생성($0.0015) = 약 $0.0016</w:t>
         <w:br/>
-        <w:t>* 재생성 시 추가 $0.0045/건</w:t>
+        <w:t>* 재생성 시 추가 $0.0015/건</w:t>
       </w:r>
     </w:p>
     <w:p>
@@ -3710,7 +3902,7 @@
               <w:rPr>
                 <w:sz w:val="18"/>
               </w:rPr>
-              <w:t>$0.23</w:t>
+              <w:t>$0.08</w:t>
             </w:r>
           </w:p>
         </w:tc>
@@ -3736,7 +3928,7 @@
               <w:rPr>
                 <w:sz w:val="18"/>
               </w:rPr>
-              <w:t>$0.24</w:t>
+              <w:t>$0.09</w:t>
             </w:r>
           </w:p>
         </w:tc>
@@ -3777,7 +3969,7 @@
               <w:rPr>
                 <w:sz w:val="18"/>
               </w:rPr>
-              <w:t>$0.92</w:t>
+              <w:t>$0.32</w:t>
             </w:r>
           </w:p>
         </w:tc>
@@ -3803,7 +3995,7 @@
               <w:rPr>
                 <w:sz w:val="18"/>
               </w:rPr>
-              <w:t>$0.93</w:t>
+              <w:t>$0.33</w:t>
             </w:r>
           </w:p>
         </w:tc>
@@ -3844,7 +4036,7 @@
               <w:rPr>
                 <w:sz w:val="18"/>
               </w:rPr>
-              <w:t>$2.30</w:t>
+              <w:t>$0.80</w:t>
             </w:r>
           </w:p>
         </w:tc>
@@ -3870,7 +4062,7 @@
               <w:rPr>
                 <w:sz w:val="18"/>
               </w:rPr>
-              <w:t>$2.31</w:t>
+              <w:t>$0.81</w:t>
             </w:r>
           </w:p>
         </w:tc>
@@ -3878,7 +4070,7 @@
     </w:tbl>
     <w:p>
       <w:r>
-        <w:t>* 재생성 비율 20% 가정 시: 소규모 $0.29 / 중규모 $1.11 / 대규모 $2.77</w:t>
+        <w:t>* 재생성 비율 20% 가정 시: 소규모 $0.10 / 중규모 $0.38 / 대규모 $0.96</w:t>
         <w:br/>
         <w:t>* LLM 비용은 매우 저렴하여 전체 운영 비용에서 비중이 낮음</w:t>
       </w:r>
@@ -3972,7 +4164,7 @@
               <w:rPr>
                 <w:sz w:val="18"/>
               </w:rPr>
-              <w:t>Vercel (프론트엔드)</w:t>
+              <w:t>Render (프론트엔드)</w:t>
             </w:r>
           </w:p>
         </w:tc>
@@ -3985,7 +4177,7 @@
               <w:rPr>
                 <w:sz w:val="18"/>
               </w:rPr>
-              <w:t>무료 (Hobby 플랜)</w:t>
+              <w:t>무료 (Free 플랜)</w:t>
             </w:r>
           </w:p>
         </w:tc>
@@ -4026,7 +4218,7 @@
               <w:rPr>
                 <w:sz w:val="18"/>
               </w:rPr>
-              <w:t>Railway (백엔드)</w:t>
+              <w:t>Render (백엔드)</w:t>
             </w:r>
           </w:p>
         </w:tc>
@@ -4039,7 +4231,7 @@
               <w:rPr>
                 <w:sz w:val="18"/>
               </w:rPr>
-              <w:t>$5/월 (Starter)</w:t>
+              <w:t>무료 (Free 플랜)</w:t>
             </w:r>
           </w:p>
         </w:tc>
@@ -4052,7 +4244,7 @@
               <w:rPr>
                 <w:sz w:val="18"/>
               </w:rPr>
-              <w:t>$5/월</w:t>
+              <w:t>무료</w:t>
             </w:r>
           </w:p>
         </w:tc>
@@ -4065,7 +4257,7 @@
               <w:rPr>
                 <w:sz w:val="18"/>
               </w:rPr>
-              <w:t>512MB RAM, 충분한 컴퓨팅</w:t>
+              <w:t>콜드스타트 있음, 데모에 충분</w:t>
             </w:r>
           </w:p>
         </w:tc>
@@ -4119,7 +4311,7 @@
               <w:rPr>
                 <w:sz w:val="18"/>
               </w:rPr>
-              <w:t>데모 시 Vercel 기본 도메인 사용 가능</w:t>
+              <w:t>데모 시 Render 기본 도메인 사용</w:t>
             </w:r>
           </w:p>
         </w:tc>
@@ -4189,11 +4381,11 @@
     </w:p>
     <w:p>
       <w:r>
-        <w:t>• 소규모 (50건/월): LLM $0.29 + 호스팅 $5 = 약 $5.29/월 (약 7,000원)</w:t>
+        <w:t>• 소규모 (50건/월): LLM $0.10 + 호스팅 무료 = 약 $0.10/월 (약 130원)</w:t>
         <w:br/>
-        <w:t>• 중규모 (200건/월): LLM $1.11 + 호스팅 $5 = 약 $6.11/월 (약 8,000원)</w:t>
+        <w:t>• 중규모 (200건/월): LLM $0.38 + 호스팅 무료 = 약 $0.38/월 (약 500원)</w:t>
         <w:br/>
-        <w:t>• 대규모 (500건/월): LLM $2.77 + 호스팅 $5 = 약 $7.77/월 (약 10,000원)</w:t>
+        <w:t>• 대규모 (500건/월): LLM $0.96 + 호스팅 $5 = 약 $7.77/월 (약 10,000원)</w:t>
       </w:r>
     </w:p>
     <w:p/>
@@ -4393,11 +4585,11 @@
       <w:r>
         <w:t>• 상단: 리뷰 입력 영역</w:t>
         <w:br/>
-        <w:t xml:space="preserve">  - 단건: 텍스트 영역 + 별점(선택) + 상품명(선택)</w:t>
+        <w:t xml:space="preserve">  - 상품별 리뷰 그루핑 + 체크박스 선택</w:t>
         <w:br/>
-        <w:t xml:space="preserve">  - 일괄: CSV 파일 업로드 또는 여러 리뷰 줄바꿈 구분 입력</w:t>
+        <w:t xml:space="preserve">  - 별점 필터 (1~5점, 긴급/주의 배지)</w:t>
         <w:br/>
-        <w:t xml:space="preserve">  - "대댓글 생성" 버튼</w:t>
+        <w:t xml:space="preserve">  - 일괄 생성 버튼 + 말투 선택 드롭다운</w:t>
         <w:br/>
         <w:t>• 하단: 리뷰-대댓글 쌍 리스트</w:t>
         <w:br/>
@@ -4924,7 +5116,7 @@
               <w:rPr>
                 <w:sz w:val="18"/>
               </w:rPr>
-              <w:t>리뷰 입력 영역 (단건/일괄 탭)</w:t>
+              <w:t>상품별 리뷰 그루핑 + 체크박스 선택 + 일괄 생성</w:t>
             </w:r>
           </w:p>
         </w:tc>
@@ -5129,7 +5321,7 @@
               <w:rPr>
                 <w:sz w:val="18"/>
               </w:rPr>
-              <w:t>액션 버튼 그룹 (수정/재생성/확정/게시)</w:t>
+              <w:t>액션 버튼 그룹 (수정/말투변경/바로등록)</w:t>
             </w:r>
           </w:p>
         </w:tc>
